--- a/kb-sagyu/drafts/여비규정_신구조문대비표_v2.docx
+++ b/kb-sagyu/drafts/여비규정_신구조문대비표_v2.docx
@@ -167,178 +167,7 @@
                 <w:color w:val="1A1A1A"/>
                 <w:sz w:val="16"/>
               </w:rPr>
-              <w:t xml:space="preserve"> 목적 조문 신설 — 현행은 제1조가 적용범위로 시작(「사규관리규정」 제9조제1호 총칙 표준)</w:t>
-            </w:r>
-          </w:p>
-        </w:tc>
-      </w:tr>
-      <w:tr>
-        <w:tc>
-          <w:tcPr>
-            <w:tcW w:type="dxa" w:w="6520"/>
-          </w:tcPr>
-          <w:p>
-            <w:r/>
-            <w:r>
-              <w:rPr>
-                <w:rFonts w:ascii="맑은 고딕" w:hAnsi="맑은 고딕" w:eastAsia="맑은 고딕"/>
-                <w:b/>
-                <w:color w:val="B03030"/>
-                <w:sz w:val="18"/>
-              </w:rPr>
-              <w:t>〈신 설〉</w:t>
-            </w:r>
-          </w:p>
-        </w:tc>
-        <w:tc>
-          <w:tcPr>
-            <w:tcW w:type="dxa" w:w="6520"/>
-          </w:tcPr>
-          <w:p>
-            <w:pPr>
-              <w:spacing w:after="20" w:line="276" w:lineRule="auto"/>
-              <w:ind w:left="0"/>
-            </w:pPr>
-            <w:r/>
-            <w:r>
-              <w:rPr>
-                <w:rFonts w:ascii="맑은 고딕" w:hAnsi="맑은 고딕" w:eastAsia="맑은 고딕"/>
-                <w:b w:val="0"/>
-                <w:color w:val="124AC8"/>
-                <w:sz w:val="18"/>
-              </w:rPr>
-              <w:t>제2조(정의) 이 규정에서 사용하는 용어의 뜻은 다음 각 호와 같다.</w:t>
-            </w:r>
-          </w:p>
-          <w:p>
-            <w:pPr>
-              <w:spacing w:after="20" w:line="276" w:lineRule="auto"/>
-              <w:ind w:left="454"/>
-            </w:pPr>
-            <w:r>
-              <w:rPr>
-                <w:rFonts w:ascii="맑은 고딕" w:hAnsi="맑은 고딕" w:eastAsia="맑은 고딕"/>
-                <w:b w:val="0"/>
-                <w:color w:val="124AC8"/>
-                <w:sz w:val="18"/>
-              </w:rPr>
-              <w:t>1. "출장"이란 임원 및 직원이 임무수행을 위하여 근무지를 벗어나 여행하는 것을 말한다.</w:t>
-            </w:r>
-            <w:r>
-              <w:rPr>
-                <w:rFonts w:ascii="맑은 고딕" w:hAnsi="맑은 고딕" w:eastAsia="맑은 고딕"/>
-                <w:b w:val="0"/>
-                <w:color w:val="124AC8"/>
-                <w:sz w:val="18"/>
-              </w:rPr>
-              <w:t xml:space="preserve"> 다만, 통상적인 출퇴근은 제외한다.</w:t>
-            </w:r>
-          </w:p>
-          <w:p>
-            <w:pPr>
-              <w:spacing w:after="20" w:line="276" w:lineRule="auto"/>
-              <w:ind w:left="454"/>
-            </w:pPr>
-            <w:r>
-              <w:rPr>
-                <w:rFonts w:ascii="맑은 고딕" w:hAnsi="맑은 고딕" w:eastAsia="맑은 고딕"/>
-                <w:b w:val="0"/>
-                <w:color w:val="124AC8"/>
-                <w:sz w:val="18"/>
-              </w:rPr>
-              <w:t>2. "근무지"란 임원 및 직원이 소속된 부점의 소재지를 말한다.</w:t>
-            </w:r>
-          </w:p>
-          <w:p>
-            <w:pPr>
-              <w:spacing w:after="20" w:line="276" w:lineRule="auto"/>
-              <w:ind w:left="454"/>
-            </w:pPr>
-            <w:r>
-              <w:rPr>
-                <w:rFonts w:ascii="맑은 고딕" w:hAnsi="맑은 고딕" w:eastAsia="맑은 고딕"/>
-                <w:b w:val="0"/>
-                <w:color w:val="124AC8"/>
-                <w:sz w:val="18"/>
-              </w:rPr>
-              <w:t>3. "근무지 내 출장"이란 근무지와 같은 특별시·광역시·시 또는 군의 지역에서 하는 출장을 말한다.</w:t>
-            </w:r>
-            <w:r>
-              <w:rPr>
-                <w:rFonts w:ascii="맑은 고딕" w:hAnsi="맑은 고딕" w:eastAsia="맑은 고딕"/>
-                <w:b w:val="0"/>
-                <w:color w:val="124AC8"/>
-                <w:sz w:val="18"/>
-              </w:rPr>
-              <w:t xml:space="preserve"> 이 경우 왕복 거리가 50킬로미터 미만인 인접 지역에서 하는 출장을 포함한다.</w:t>
-            </w:r>
-          </w:p>
-          <w:p>
-            <w:pPr>
-              <w:spacing w:after="20" w:line="276" w:lineRule="auto"/>
-              <w:ind w:left="454"/>
-            </w:pPr>
-            <w:r>
-              <w:rPr>
-                <w:rFonts w:ascii="맑은 고딕" w:hAnsi="맑은 고딕" w:eastAsia="맑은 고딕"/>
-                <w:b w:val="0"/>
-                <w:color w:val="124AC8"/>
-                <w:sz w:val="18"/>
-              </w:rPr>
-              <w:t>4. "근무지 외 출장"이란 근무지 내 출장 외의 출장을 말한다.</w:t>
-            </w:r>
-          </w:p>
-          <w:p>
-            <w:pPr>
-              <w:spacing w:after="20" w:line="276" w:lineRule="auto"/>
-              <w:ind w:left="454"/>
-            </w:pPr>
-            <w:r>
-              <w:rPr>
-                <w:rFonts w:ascii="맑은 고딕" w:hAnsi="맑은 고딕" w:eastAsia="맑은 고딕"/>
-                <w:b w:val="0"/>
-                <w:color w:val="124AC8"/>
-                <w:sz w:val="18"/>
-              </w:rPr>
-              <w:t>5. "출장기간"이란 근무지를 출발한 때부터 근무지로 복귀한 때까지의 기간을 말한다.</w:t>
-            </w:r>
-          </w:p>
-        </w:tc>
-        <w:tc>
-          <w:tcPr>
-            <w:tcW w:type="dxa" w:w="2268"/>
-          </w:tcPr>
-          <w:p>
-            <w:pPr>
-              <w:spacing w:after="20" w:line="269" w:lineRule="auto"/>
-            </w:pPr>
-            <w:r/>
-            <w:r>
-              <w:rPr>
-                <w:rFonts w:ascii="맑은 고딕" w:hAnsi="맑은 고딕" w:eastAsia="맑은 고딕"/>
-                <w:b/>
-                <w:color w:val="B03030"/>
-                <w:sz w:val="16"/>
-              </w:rPr>
-              <w:t>〈신설〉</w:t>
-            </w:r>
-            <w:r>
-              <w:rPr>
-                <w:rFonts w:ascii="맑은 고딕" w:hAnsi="맑은 고딕" w:eastAsia="맑은 고딕"/>
-                <w:b w:val="0"/>
-                <w:color w:val="1A1A1A"/>
-                <w:sz w:val="16"/>
-              </w:rPr>
-              <w:t xml:space="preserve"> 정의 신설 — 출장·근무지·근무지 내외·출장기간 정의. 현행은 '출장'·'시내' 등 핵심 용어가 모두 미정의여서 '이것도 출장인가'에 답할 근거가 없었음 </w:t>
-            </w:r>
-            <w:r>
-              <w:rPr>
-                <w:rFonts w:ascii="맑은 고딕" w:hAnsi="맑은 고딕" w:eastAsia="맑은 고딕"/>
-                <w:b/>
-                <w:color w:val="B03030"/>
-                <w:sz w:val="16"/>
-              </w:rPr>
-              <w:t>〈확인 요망: 50km〉</w:t>
+              <w:t xml:space="preserve"> 목적 조문 신설 — 현행은 제1조가 적용범위로 시작(「사규관리규정」 제9조제1호 총칙 구성)</w:t>
             </w:r>
           </w:p>
         </w:tc>
@@ -391,7 +220,7 @@
                 <w:color w:val="333333"/>
                 <w:sz w:val="18"/>
               </w:rPr>
-              <w:t>제3조(적용범위)</w:t>
+              <w:t>제2조(적용범위)</w:t>
             </w:r>
           </w:p>
           <w:p>
@@ -481,7 +310,7 @@
                 <w:color w:val="124AC8"/>
                 <w:sz w:val="18"/>
               </w:rPr>
-              <w:t>제4조(다른 사규와의 관계) 여비에 관하여 법령 또는 다른 사규에서 특별히 정한 것을 제외하고는 이 규정에서 정하는 바에 따른다.</w:t>
+              <w:t>제3조(다른 사규와의 관계) 여비에 관하여 법령 또는 다른 사규에서 특별히 정한 것을 제외하고는 이 규정에서 정하는 바에 따른다.</w:t>
             </w:r>
           </w:p>
         </w:tc>
@@ -510,7 +339,7 @@
                 <w:color w:val="1A1A1A"/>
                 <w:sz w:val="16"/>
               </w:rPr>
-              <w:t xml:space="preserve"> 다른 사규와의 관계(총칙 표준 편제)</w:t>
+              <w:t xml:space="preserve"> 다른 사규와의 관계</w:t>
             </w:r>
           </w:p>
         </w:tc>
@@ -554,7 +383,7 @@
                 <w:color w:val="124AC8"/>
                 <w:sz w:val="18"/>
               </w:rPr>
-              <w:t>제5조(여비의 종류) 여비는 국내여비와 국외여비로 구분하고, 국내여비는 출장여비, 부임여비, 연수여비 및 그 밖의 여비로 한다.</w:t>
+              <w:t>제4조(여비의 종류) 여비는 국내여비와 국외여비로 구분하고, 국내여비는 출장여비, 부임여비, 연수여비 및 그 밖의 여비로 한다.</w:t>
             </w:r>
           </w:p>
         </w:tc>
@@ -648,7 +477,7 @@
                 <w:color w:val="333333"/>
                 <w:sz w:val="18"/>
               </w:rPr>
-              <w:t>제6조(여비의 내용)</w:t>
+              <w:t>제5조(여비의 내용)</w:t>
             </w:r>
           </w:p>
           <w:p>
@@ -790,7 +619,7 @@
                 <w:color w:val="333333"/>
                 <w:sz w:val="18"/>
               </w:rPr>
-              <w:t>제7조(계산기준)</w:t>
+              <w:t>제6조(계산기준)</w:t>
             </w:r>
           </w:p>
           <w:p>
@@ -923,7 +752,7 @@
                 <w:color w:val="333333"/>
                 <w:sz w:val="18"/>
               </w:rPr>
-              <w:t>제8조(여비정액의 변경)</w:t>
+              <w:t>제7조(여비정액의 변경)</w:t>
             </w:r>
           </w:p>
           <w:p>
@@ -1017,7 +846,7 @@
                 <w:color w:val="124AC8"/>
                 <w:sz w:val="18"/>
               </w:rPr>
-              <w:t>제9조(특례에 따른 실비지급) 특별한 임무나 사유로 이 규정에 따른 정액여비만으로는 실비를 충당하기 곤란한 경우에는 대표이사의 승인을 받아 실비를 지급할 수 있다.</w:t>
+              <w:t>제8조(특례에 따른 실비지급) 특별한 임무나 사유로 이 규정에 따른 정액여비만으로는 실비를 충당하기 곤란한 경우에는 대표이사의 승인을 받아 실비를 지급할 수 있다.</w:t>
             </w:r>
           </w:p>
         </w:tc>
@@ -1126,7 +955,7 @@
                 <w:color w:val="333333"/>
                 <w:sz w:val="18"/>
               </w:rPr>
-              <w:t>제10조(수행직원의 여비)</w:t>
+              <w:t>제9조(수행직원의 여비)</w:t>
             </w:r>
           </w:p>
           <w:p>
@@ -1235,7 +1064,7 @@
                 <w:color w:val="124AC8"/>
                 <w:sz w:val="18"/>
               </w:rPr>
-              <w:t>제11조(여비의 선급) 여비는 실제 지급하여야 할 정액의 추정액 범위에서 미리 계산하여 지급할 수 있다.</w:t>
+              <w:t>제10조(여비의 선급) 여비는 실제 지급하여야 할 정액의 추정액 범위에서 미리 계산하여 지급할 수 있다.</w:t>
             </w:r>
           </w:p>
         </w:tc>
@@ -1311,7 +1140,7 @@
                 <w:color w:val="333333"/>
                 <w:sz w:val="18"/>
               </w:rPr>
-              <w:t>제12조(배우자 동반 출장 시 여비)</w:t>
+              <w:t>제11조(배우자 동반 출장 시 여비)</w:t>
             </w:r>
           </w:p>
           <w:p>
@@ -1391,7 +1220,7 @@
                 <w:color w:val="1A1A1A"/>
                 <w:sz w:val="16"/>
               </w:rPr>
-              <w:t>① 대표이사 승인 요건 신설, ② 신청 절차 신설 — 현행은 '필요한 경우' 외 요건·승인 절차가 없어 통제 장치 부재</w:t>
+              <w:t>① 대표이사 승인 요건 신설, ② 사전 신청 절차 신설 — 현행은 '필요한 경우' 외에 요건·승인 절차가 없어 통제 장치 부재</w:t>
             </w:r>
           </w:p>
         </w:tc>
@@ -1431,7 +1260,7 @@
                 <w:color w:val="124AC8"/>
                 <w:sz w:val="18"/>
               </w:rPr>
-              <w:t>제13조(출장명령)</w:t>
+              <w:t>제12조(출장명령)</w:t>
             </w:r>
           </w:p>
           <w:p>
@@ -1514,7 +1343,7 @@
                 <w:color w:val="1A1A1A"/>
                 <w:sz w:val="16"/>
               </w:rPr>
-              <w:t xml:space="preserve"> 출장명령 — 실무에서 출장명령부를 쓰고 있으나 사규 근거가 없어 지점별 운영이 제각각. 출장명령부를 [서식 제1호]로 등재</w:t>
+              <w:t xml:space="preserve"> 출장명령 — 실무에서 출장명령부를 쓰고 있으나 사규 근거가 없어 부점별 운영이 제각각. 출장명령부를 [서식 제1호]로 등재</w:t>
             </w:r>
           </w:p>
         </w:tc>
@@ -1554,7 +1383,7 @@
                 <w:color w:val="124AC8"/>
                 <w:sz w:val="18"/>
               </w:rPr>
-              <w:t>제14조(복명 및 정산)</w:t>
+              <w:t>제13조(복명 및 정산)</w:t>
             </w:r>
           </w:p>
           <w:p>
@@ -1593,7 +1422,7 @@
                 <w:color w:val="124AC8"/>
                 <w:sz w:val="18"/>
               </w:rPr>
-              <w:t xml:space="preserve"> 다만, 제16조에 따라 정액을 지급하는 근무지 내 출장의 경우에는 그러하지 아니하다.</w:t>
+              <w:t xml:space="preserve"> 다만, 제15조에 따라 정액을 지급하는 근무지 내 출장의 경우에는 그러하지 아니하다.</w:t>
             </w:r>
           </w:p>
           <w:p>
@@ -1750,7 +1579,7 @@
                 <w:color w:val="333333"/>
                 <w:sz w:val="18"/>
               </w:rPr>
-              <w:t>제15조(지급기준)</w:t>
+              <w:t>제14조(지급기준)</w:t>
             </w:r>
           </w:p>
           <w:p>
@@ -1765,7 +1594,16 @@
                 <w:color w:val="124AC8"/>
                 <w:sz w:val="18"/>
               </w:rPr>
-              <w:t>① 근무지 외 출장의 여비는 [별표 제1호]의 국내여비정액표에 따라 교통비, 일비, 숙박비 및 식비를 지급한다.</w:t>
+              <w:t>① 출장은 근무지와 같은 특별시·광역시·시 또는 군의 지역에서 하는 출장(왕복 거리가 50킬로미터 미만인 인접 지역에서 하는 출장을 포함한다.</w:t>
+            </w:r>
+            <w:r>
+              <w:rPr>
+                <w:rFonts w:ascii="맑은 고딕" w:hAnsi="맑은 고딕" w:eastAsia="맑은 고딕"/>
+                <w:b w:val="0"/>
+                <w:color w:val="124AC8"/>
+                <w:sz w:val="18"/>
+              </w:rPr>
+              <w:t xml:space="preserve"> 이하 "근무지 내 출장"이라 한다)과 그 밖의 출장(이하 "근무지 외 출장"이라 한다)으로 구분한다.</w:t>
             </w:r>
           </w:p>
           <w:p>
@@ -1780,7 +1618,22 @@
                 <w:color w:val="124AC8"/>
                 <w:sz w:val="18"/>
               </w:rPr>
-              <w:t>② 항공기는 철도 등 다른 교통수단을 이용하기 어렵거나 이용하는 것이 현저히 비효율적인 경우에 이용할 수 있다.</w:t>
+              <w:t>② 근무지 외 출장의 여비는 [별표 제1호]의 국내여비정액표에 따라 교통비, 일비, 숙박비 및 식비를 지급한다.</w:t>
+            </w:r>
+          </w:p>
+          <w:p>
+            <w:pPr>
+              <w:spacing w:after="20" w:line="276" w:lineRule="auto"/>
+              <w:ind w:left="227"/>
+            </w:pPr>
+            <w:r>
+              <w:rPr>
+                <w:rFonts w:ascii="맑은 고딕" w:hAnsi="맑은 고딕" w:eastAsia="맑은 고딕"/>
+                <w:b w:val="0"/>
+                <w:color w:val="124AC8"/>
+                <w:sz w:val="18"/>
+              </w:rPr>
+              <w:t>③ 항공기는 철도 등 다른 교통수단을 이용하기 어렵거나 이용하는 것이 현저히 비효율적인 경우에 이용할 수 있다.</w:t>
             </w:r>
             <w:r>
               <w:rPr>
@@ -1804,7 +1657,7 @@
                 <w:color w:val="124AC8"/>
                 <w:sz w:val="18"/>
               </w:rPr>
-              <w:t>③ 회사 차량을 이용하여 여행하는 구간에 대하여는 교통비를 지급하지 아니한다.</w:t>
+              <w:t>④ 회사 차량을 이용하여 여행하는 구간에 대하여는 교통비를 지급하지 아니한다.</w:t>
             </w:r>
             <w:r>
               <w:rPr>
@@ -1828,7 +1681,7 @@
                 <w:color w:val="124AC8"/>
                 <w:sz w:val="18"/>
               </w:rPr>
-              <w:t>④ 자가운전보조금 지급대상자에게는 근무지 내 출장의 여비를 지급하지 아니한다.</w:t>
+              <w:t>⑤ 자가운전보조금 지급대상자에게는 근무지 내 출장의 여비를 지급하지 아니한다.</w:t>
             </w:r>
           </w:p>
         </w:tc>
@@ -1848,7 +1701,25 @@
                 <w:color w:val="1A1A1A"/>
                 <w:sz w:val="16"/>
               </w:rPr>
-              <w:t xml:space="preserve">② 항공 이용 요건을 KTX 보편화에 맞게 정비(현행 단서는 별표 제1호의 전 직급 이코노미석 규정과 충돌) </w:t>
+              <w:t xml:space="preserve">★ ① 출장을 근무지 내·외로 구분(별도 정의 조문을 두지 않고 지급기준 조문에서 직접 구분) </w:t>
+            </w:r>
+            <w:r>
+              <w:rPr>
+                <w:rFonts w:ascii="맑은 고딕" w:hAnsi="맑은 고딕" w:eastAsia="맑은 고딕"/>
+                <w:b/>
+                <w:color w:val="B03030"/>
+                <w:sz w:val="16"/>
+              </w:rPr>
+              <w:t>〈확인 요망: 50km〉</w:t>
+            </w:r>
+            <w:r>
+              <w:rPr>
+                <w:rFonts w:ascii="맑은 고딕" w:hAnsi="맑은 고딕" w:eastAsia="맑은 고딕"/>
+                <w:b w:val="0"/>
+                <w:color w:val="1A1A1A"/>
+                <w:sz w:val="16"/>
+              </w:rPr>
+              <w:t xml:space="preserve">. ③ 항공 이용 요건을 KTX 보편화에 맞게 정비(현행 단서는 별표 제1호의 전 직급 이코노미석 규정과 충돌) </w:t>
             </w:r>
             <w:r>
               <w:rPr>
@@ -1866,7 +1737,7 @@
                 <w:color w:val="1A1A1A"/>
                 <w:sz w:val="16"/>
               </w:rPr>
-              <w:t>. ③ 회사차량 이용 시 통행료 실비 지급 명시. ④ '시내출장'→'근무지 내 출장'</w:t>
+              <w:t>. ④ 회사차량 이용 시 통행료 실비 지급 명시. ⑤ '시내출장'→'근무지 내 출장'</w:t>
             </w:r>
           </w:p>
         </w:tc>
@@ -1955,7 +1826,7 @@
                 <w:color w:val="124AC8"/>
                 <w:sz w:val="18"/>
               </w:rPr>
-              <w:t>제16조(근무지 내 출장의 여비)</w:t>
+              <w:t>제15조(근무지 내 출장의 여비)</w:t>
             </w:r>
           </w:p>
           <w:p>
@@ -2029,7 +1900,7 @@
                 <w:color w:val="B03030"/>
                 <w:sz w:val="16"/>
               </w:rPr>
-              <w:t>〈확인 요망: 정액 금액⟩〉</w:t>
+              <w:t>〈확인 요망: 정액 금액〉</w:t>
             </w:r>
           </w:p>
         </w:tc>
@@ -2073,7 +1944,7 @@
                 <w:color w:val="124AC8"/>
                 <w:sz w:val="18"/>
               </w:rPr>
-              <w:t>제17조(해당 등급이 없는 경우의 운임) 철도운임과 선박운임의 경우 해당 등급의 운행이 없을 때에는 실비를 지급한다.</w:t>
+              <w:t>제16조(해당 등급이 없는 경우의 운임) 철도운임과 선박운임의 경우 해당 등급의 운행이 없을 때에는 실비를 지급한다.</w:t>
             </w:r>
           </w:p>
         </w:tc>
@@ -2146,7 +2017,7 @@
                 <w:color w:val="124AC8"/>
                 <w:sz w:val="18"/>
               </w:rPr>
-              <w:t>제18조(장기출장여비) 같은 지역에서 15일을 초과하여 체재하는 경우 일비와 숙박비는 그 초과일수에 대하여 [별표 제3호]의 장기출장여비를 지급한다.</w:t>
+              <w:t>제17조(장기출장여비) 같은 지역에서 15일을 초과하여 체재하는 경우 일비와 숙박비는 그 초과일수에 대하여 [별표 제3호]의 장기출장여비를 지급한다.</w:t>
             </w:r>
           </w:p>
         </w:tc>
@@ -2255,7 +2126,7 @@
                 <w:color w:val="333333"/>
                 <w:sz w:val="18"/>
               </w:rPr>
-              <w:t>제19조(지급기준)</w:t>
+              <w:t>제18조(지급기준)</w:t>
             </w:r>
           </w:p>
           <w:p>
@@ -2439,7 +2310,7 @@
                 <w:color w:val="124AC8"/>
                 <w:sz w:val="18"/>
               </w:rPr>
-              <w:t>제20조(본인부임여비) 본인이 부임할 때에는 [별표 제1호]에 따라 교통비, 일비 및 식비의 정액을 지급하되, 다음 각 호의 구간을 적용한다.</w:t>
+              <w:t>제19조(본인부임여비) 본인이 부임할 때에는 [별표 제1호]에 따라 교통비, 일비 및 식비의 정액을 지급하되, 다음 각 호의 구간을 적용한다.</w:t>
             </w:r>
           </w:p>
           <w:p>
@@ -2623,7 +2494,7 @@
                 <w:color w:val="333333"/>
                 <w:sz w:val="18"/>
               </w:rPr>
-              <w:t>제21조(가족여비)</w:t>
+              <w:t>제20조(가족여비)</w:t>
             </w:r>
           </w:p>
           <w:p>
@@ -2810,7 +2681,7 @@
                 <w:color w:val="124AC8"/>
                 <w:sz w:val="18"/>
               </w:rPr>
-              <w:t>제22조(이전비) 이전비는 [별표 제2호]에서 정하는 바에 따라 다음 각 호와 같이 지급한다.</w:t>
+              <w:t>제21조(이전비) 이전비는 [별표 제2호]에서 정하는 바에 따라 다음 각 호와 같이 지급한다.</w:t>
             </w:r>
           </w:p>
           <w:p>
@@ -2949,7 +2820,7 @@
                 <w:color w:val="124AC8"/>
                 <w:sz w:val="18"/>
               </w:rPr>
-              <w:t>제23조(지급기한 및 증빙서류의 제출)</w:t>
+              <w:t>제22조(지급기한 및 증빙서류의 제출)</w:t>
             </w:r>
           </w:p>
           <w:p>
@@ -3073,7 +2944,7 @@
                 <w:color w:val="333333"/>
                 <w:sz w:val="18"/>
               </w:rPr>
-              <w:t>제24조(연수여비)</w:t>
+              <w:t>제23조(연수여비)</w:t>
             </w:r>
           </w:p>
           <w:p>
@@ -3197,7 +3068,7 @@
                 <w:color w:val="124AC8"/>
                 <w:sz w:val="18"/>
               </w:rPr>
-              <w:t>제25조(휴직자·퇴직자의 여비)</w:t>
+              <w:t>제24조(휴직자·퇴직자의 여비)</w:t>
             </w:r>
           </w:p>
           <w:p>
@@ -3291,7 +3162,7 @@
                 <w:color w:val="124AC8"/>
                 <w:sz w:val="18"/>
               </w:rPr>
-              <w:t>제26조(여행 중 부상자의 여비) 업무여행 중 질병이나 부상으로 가족의 간호가 필요하다고 인정되는 경우에는 가족 1명에 한정하여 본인과 같은 등급의 왕복여비를 지급한다.</w:t>
+              <w:t>제25조(여행 중 부상자의 여비) 업무여행 중 질병이나 부상으로 가족의 간호가 필요하다고 인정되는 경우에는 가족 1명에 한정하여 본인과 같은 등급의 왕복여비를 지급한다.</w:t>
             </w:r>
           </w:p>
         </w:tc>
@@ -3385,7 +3256,7 @@
                 <w:color w:val="333333"/>
                 <w:sz w:val="18"/>
               </w:rPr>
-              <w:t>제27조(여행 중 사망자의 여비)</w:t>
+              <w:t>제26조(여행 중 사망자의 여비)</w:t>
             </w:r>
           </w:p>
           <w:p>
@@ -3518,7 +3389,7 @@
                 <w:color w:val="124AC8"/>
                 <w:sz w:val="18"/>
               </w:rPr>
-              <w:t>제28조(준용)</w:t>
+              <w:t>제27조(준용)</w:t>
             </w:r>
           </w:p>
           <w:p>
@@ -3669,7 +3540,7 @@
                 <w:color w:val="333333"/>
                 <w:sz w:val="18"/>
               </w:rPr>
-              <w:t>제29조(지급기준)</w:t>
+              <w:t>제28조(지급기준)</w:t>
             </w:r>
           </w:p>
           <w:p>
@@ -3763,7 +3634,7 @@
                 <w:color w:val="124AC8"/>
                 <w:sz w:val="18"/>
               </w:rPr>
-              <w:t>제30조(교통비) 국외여행의 교통비는 [별표 제4호]에 따라 지급한다.</w:t>
+              <w:t>제29조(교통비) 국외여행의 교통비는 [별표 제4호]에 따라 지급한다.</w:t>
             </w:r>
           </w:p>
         </w:tc>
@@ -3882,7 +3753,7 @@
                 <w:color w:val="124AC8"/>
                 <w:sz w:val="18"/>
               </w:rPr>
-              <w:t>제31조(체재비) 체재비는 기본체재비, 일당체재비 및 월당체재비로 구분하며, 다음 각 호에 따라 [별표 제4호]에서 정한 기준으로 지급한다.</w:t>
+              <w:t>제30조(체재비) 체재비는 기본체재비, 일당체재비 및 월당체재비로 구분하며, 다음 각 호에 따라 [별표 제4호]에서 정한 기준으로 지급한다.</w:t>
             </w:r>
           </w:p>
           <w:p>
@@ -4021,7 +3892,7 @@
                 <w:color w:val="124AC8"/>
                 <w:sz w:val="18"/>
               </w:rPr>
-              <w:t>제32조(부대비용)</w:t>
+              <w:t>제31조(부대비용)</w:t>
             </w:r>
           </w:p>
           <w:p>
@@ -4145,7 +4016,7 @@
                 <w:color w:val="333333"/>
                 <w:sz w:val="18"/>
               </w:rPr>
-              <w:t>제33조(여비지급의 특례 및 공제)</w:t>
+              <w:t>제32조(여비지급의 특례 및 공제)</w:t>
             </w:r>
           </w:p>
           <w:p>
@@ -4235,7 +4106,7 @@
                 <w:color w:val="124AC8"/>
                 <w:sz w:val="18"/>
               </w:rPr>
-              <w:t>제34조(원격지 근무 교통비) 근무지와 거주지가 서로 다른 특별시·광역시 또는 도에 속하는 임원 및 직원에게는 근무지와 거주지 간의 왕복 교통비를 주 1회에 한정하여 실비로 지원할 수 있다.</w:t>
+              <w:t>제33조(원격지 근무 교통비) 근무지와 거주지가 서로 다른 특별시·광역시 또는 도에 속하는 임원 및 직원에게는 근무지와 거주지 간의 왕복 교통비를 주 1회에 한정하여 실비로 지원할 수 있다.</w:t>
             </w:r>
             <w:r>
               <w:rPr>
@@ -4326,7 +4197,7 @@
                 <w:color w:val="124AC8"/>
                 <w:sz w:val="18"/>
               </w:rPr>
-              <w:t>제35조(위임) 이 규정의 시행에 필요한 세부사항은 대표이사가 따로 정한다.</w:t>
+              <w:t>제34조(위임) 이 규정의 시행에 필요한 세부사항은 대표이사가 따로 정한다.</w:t>
             </w:r>
           </w:p>
         </w:tc>
@@ -4386,7 +4257,7 @@
                 <w:color w:val="124AC8"/>
                 <w:sz w:val="18"/>
               </w:rPr>
-              <w:t>제36조(재검토기한) 회사는 이 규정에 대하여 2026년 ○월 ○일을 기준으로 매 3년이 되는 시점마다 그 타당성을 검토하여 개선 등의 조치를 하여야 한다.</w:t>
+              <w:t>제35조(재검토기한) 회사는 이 규정에 대하여 2026년 ○월 ○일을 기준으로 매 3년이 되는 시점마다 그 타당성을 검토하여 개선 등의 조치를 하여야 한다.</w:t>
             </w:r>
           </w:p>
         </w:tc>

--- a/kb-sagyu/drafts/여비규정_신구조문대비표_v2.docx
+++ b/kb-sagyu/drafts/여비규정_신구조문대비표_v2.docx
@@ -167,7 +167,178 @@
                 <w:color w:val="1A1A1A"/>
                 <w:sz w:val="16"/>
               </w:rPr>
-              <w:t xml:space="preserve"> 목적 조문 신설 — 현행은 제1조가 적용범위로 시작(「사규관리규정」 제9조제1호 총칙 구성)</w:t>
+              <w:t xml:space="preserve"> 목적 조문 신설 — 현행은 제1조가 적용범위로 시작(「사규관리규정」 제9조제1호 총칙 표준)</w:t>
+            </w:r>
+          </w:p>
+        </w:tc>
+      </w:tr>
+      <w:tr>
+        <w:tc>
+          <w:tcPr>
+            <w:tcW w:type="dxa" w:w="6520"/>
+          </w:tcPr>
+          <w:p>
+            <w:r/>
+            <w:r>
+              <w:rPr>
+                <w:rFonts w:ascii="맑은 고딕" w:hAnsi="맑은 고딕" w:eastAsia="맑은 고딕"/>
+                <w:b/>
+                <w:color w:val="B03030"/>
+                <w:sz w:val="18"/>
+              </w:rPr>
+              <w:t>〈신 설〉</w:t>
+            </w:r>
+          </w:p>
+        </w:tc>
+        <w:tc>
+          <w:tcPr>
+            <w:tcW w:type="dxa" w:w="6520"/>
+          </w:tcPr>
+          <w:p>
+            <w:pPr>
+              <w:spacing w:after="20" w:line="276" w:lineRule="auto"/>
+              <w:ind w:left="0"/>
+            </w:pPr>
+            <w:r/>
+            <w:r>
+              <w:rPr>
+                <w:rFonts w:ascii="맑은 고딕" w:hAnsi="맑은 고딕" w:eastAsia="맑은 고딕"/>
+                <w:b w:val="0"/>
+                <w:color w:val="124AC8"/>
+                <w:sz w:val="18"/>
+              </w:rPr>
+              <w:t>제2조(정의) 이 규정에서 사용하는 용어의 뜻은 다음 각 호와 같다.</w:t>
+            </w:r>
+          </w:p>
+          <w:p>
+            <w:pPr>
+              <w:spacing w:after="20" w:line="276" w:lineRule="auto"/>
+              <w:ind w:left="454"/>
+            </w:pPr>
+            <w:r>
+              <w:rPr>
+                <w:rFonts w:ascii="맑은 고딕" w:hAnsi="맑은 고딕" w:eastAsia="맑은 고딕"/>
+                <w:b w:val="0"/>
+                <w:color w:val="124AC8"/>
+                <w:sz w:val="18"/>
+              </w:rPr>
+              <w:t>1. "출장"이란 임원 및 직원이 임무수행을 위하여 근무지를 벗어나 여행하는 것을 말한다.</w:t>
+            </w:r>
+            <w:r>
+              <w:rPr>
+                <w:rFonts w:ascii="맑은 고딕" w:hAnsi="맑은 고딕" w:eastAsia="맑은 고딕"/>
+                <w:b w:val="0"/>
+                <w:color w:val="124AC8"/>
+                <w:sz w:val="18"/>
+              </w:rPr>
+              <w:t xml:space="preserve"> 다만, 통상적인 출퇴근은 제외한다.</w:t>
+            </w:r>
+          </w:p>
+          <w:p>
+            <w:pPr>
+              <w:spacing w:after="20" w:line="276" w:lineRule="auto"/>
+              <w:ind w:left="454"/>
+            </w:pPr>
+            <w:r>
+              <w:rPr>
+                <w:rFonts w:ascii="맑은 고딕" w:hAnsi="맑은 고딕" w:eastAsia="맑은 고딕"/>
+                <w:b w:val="0"/>
+                <w:color w:val="124AC8"/>
+                <w:sz w:val="18"/>
+              </w:rPr>
+              <w:t>2. "근무지"란 임원 및 직원이 소속된 부점의 소재지를 말한다.</w:t>
+            </w:r>
+          </w:p>
+          <w:p>
+            <w:pPr>
+              <w:spacing w:after="20" w:line="276" w:lineRule="auto"/>
+              <w:ind w:left="454"/>
+            </w:pPr>
+            <w:r>
+              <w:rPr>
+                <w:rFonts w:ascii="맑은 고딕" w:hAnsi="맑은 고딕" w:eastAsia="맑은 고딕"/>
+                <w:b w:val="0"/>
+                <w:color w:val="124AC8"/>
+                <w:sz w:val="18"/>
+              </w:rPr>
+              <w:t>3. "근무지 내 출장"이란 근무지와 같은 특별시·광역시·시 또는 군의 지역에서 하는 출장을 말한다.</w:t>
+            </w:r>
+            <w:r>
+              <w:rPr>
+                <w:rFonts w:ascii="맑은 고딕" w:hAnsi="맑은 고딕" w:eastAsia="맑은 고딕"/>
+                <w:b w:val="0"/>
+                <w:color w:val="124AC8"/>
+                <w:sz w:val="18"/>
+              </w:rPr>
+              <w:t xml:space="preserve"> 이 경우 왕복 거리가 50킬로미터 미만인 인접 지역에서 하는 출장을 포함한다.</w:t>
+            </w:r>
+          </w:p>
+          <w:p>
+            <w:pPr>
+              <w:spacing w:after="20" w:line="276" w:lineRule="auto"/>
+              <w:ind w:left="454"/>
+            </w:pPr>
+            <w:r>
+              <w:rPr>
+                <w:rFonts w:ascii="맑은 고딕" w:hAnsi="맑은 고딕" w:eastAsia="맑은 고딕"/>
+                <w:b w:val="0"/>
+                <w:color w:val="124AC8"/>
+                <w:sz w:val="18"/>
+              </w:rPr>
+              <w:t>4. "근무지 외 출장"이란 근무지 내 출장 외의 출장을 말한다.</w:t>
+            </w:r>
+          </w:p>
+          <w:p>
+            <w:pPr>
+              <w:spacing w:after="20" w:line="276" w:lineRule="auto"/>
+              <w:ind w:left="454"/>
+            </w:pPr>
+            <w:r>
+              <w:rPr>
+                <w:rFonts w:ascii="맑은 고딕" w:hAnsi="맑은 고딕" w:eastAsia="맑은 고딕"/>
+                <w:b w:val="0"/>
+                <w:color w:val="124AC8"/>
+                <w:sz w:val="18"/>
+              </w:rPr>
+              <w:t>5. "출장기간"이란 근무지를 출발한 때부터 근무지로 복귀한 때까지의 기간을 말한다.</w:t>
+            </w:r>
+          </w:p>
+        </w:tc>
+        <w:tc>
+          <w:tcPr>
+            <w:tcW w:type="dxa" w:w="2268"/>
+          </w:tcPr>
+          <w:p>
+            <w:pPr>
+              <w:spacing w:after="20" w:line="269" w:lineRule="auto"/>
+            </w:pPr>
+            <w:r/>
+            <w:r>
+              <w:rPr>
+                <w:rFonts w:ascii="맑은 고딕" w:hAnsi="맑은 고딕" w:eastAsia="맑은 고딕"/>
+                <w:b/>
+                <w:color w:val="B03030"/>
+                <w:sz w:val="16"/>
+              </w:rPr>
+              <w:t>〈신설〉</w:t>
+            </w:r>
+            <w:r>
+              <w:rPr>
+                <w:rFonts w:ascii="맑은 고딕" w:hAnsi="맑은 고딕" w:eastAsia="맑은 고딕"/>
+                <w:b w:val="0"/>
+                <w:color w:val="1A1A1A"/>
+                <w:sz w:val="16"/>
+              </w:rPr>
+              <w:t xml:space="preserve"> 정의 신설 — 출장·근무지·근무지 내외·출장기간 정의. 현행은 '출장'·'시내' 등 핵심 용어가 모두 미정의여서 '이것도 출장인가'에 답할 근거가 없었음 </w:t>
+            </w:r>
+            <w:r>
+              <w:rPr>
+                <w:rFonts w:ascii="맑은 고딕" w:hAnsi="맑은 고딕" w:eastAsia="맑은 고딕"/>
+                <w:b/>
+                <w:color w:val="B03030"/>
+                <w:sz w:val="16"/>
+              </w:rPr>
+              <w:t>〈확인 요망: 50km〉</w:t>
             </w:r>
           </w:p>
         </w:tc>
@@ -220,7 +391,7 @@
                 <w:color w:val="333333"/>
                 <w:sz w:val="18"/>
               </w:rPr>
-              <w:t>제2조(적용범위)</w:t>
+              <w:t>제3조(적용범위)</w:t>
             </w:r>
           </w:p>
           <w:p>
@@ -310,7 +481,7 @@
                 <w:color w:val="124AC8"/>
                 <w:sz w:val="18"/>
               </w:rPr>
-              <w:t>제3조(다른 사규와의 관계) 여비에 관하여 법령 또는 다른 사규에서 특별히 정한 것을 제외하고는 이 규정에서 정하는 바에 따른다.</w:t>
+              <w:t>제4조(다른 사규와의 관계) 여비에 관하여 법령 또는 다른 사규에서 특별히 정한 것을 제외하고는 이 규정에서 정하는 바에 따른다.</w:t>
             </w:r>
           </w:p>
         </w:tc>
@@ -339,7 +510,7 @@
                 <w:color w:val="1A1A1A"/>
                 <w:sz w:val="16"/>
               </w:rPr>
-              <w:t xml:space="preserve"> 다른 사규와의 관계</w:t>
+              <w:t xml:space="preserve"> 다른 사규와의 관계(총칙 표준 편제)</w:t>
             </w:r>
           </w:p>
         </w:tc>
@@ -383,7 +554,7 @@
                 <w:color w:val="124AC8"/>
                 <w:sz w:val="18"/>
               </w:rPr>
-              <w:t>제4조(여비의 종류) 여비는 국내여비와 국외여비로 구분하고, 국내여비는 출장여비, 부임여비, 연수여비 및 그 밖의 여비로 한다.</w:t>
+              <w:t>제5조(여비의 종류) 여비는 국내여비와 국외여비로 구분하고, 국내여비는 출장여비, 부임여비, 연수여비 및 그 밖의 여비로 한다.</w:t>
             </w:r>
           </w:p>
         </w:tc>
@@ -477,7 +648,7 @@
                 <w:color w:val="333333"/>
                 <w:sz w:val="18"/>
               </w:rPr>
-              <w:t>제5조(여비의 내용)</w:t>
+              <w:t>제6조(여비의 내용)</w:t>
             </w:r>
           </w:p>
           <w:p>
@@ -619,7 +790,7 @@
                 <w:color w:val="333333"/>
                 <w:sz w:val="18"/>
               </w:rPr>
-              <w:t>제6조(계산기준)</w:t>
+              <w:t>제7조(계산기준)</w:t>
             </w:r>
           </w:p>
           <w:p>
@@ -752,7 +923,7 @@
                 <w:color w:val="333333"/>
                 <w:sz w:val="18"/>
               </w:rPr>
-              <w:t>제7조(여비정액의 변경)</w:t>
+              <w:t>제8조(여비정액의 변경)</w:t>
             </w:r>
           </w:p>
           <w:p>
@@ -846,7 +1017,7 @@
                 <w:color w:val="124AC8"/>
                 <w:sz w:val="18"/>
               </w:rPr>
-              <w:t>제8조(특례에 따른 실비지급) 특별한 임무나 사유로 이 규정에 따른 정액여비만으로는 실비를 충당하기 곤란한 경우에는 대표이사의 승인을 받아 실비를 지급할 수 있다.</w:t>
+              <w:t>제9조(특례에 따른 실비지급) 특별한 임무나 사유로 이 규정에 따른 정액여비만으로는 실비를 충당하기 곤란한 경우에는 대표이사의 승인을 받아 실비를 지급할 수 있다.</w:t>
             </w:r>
           </w:p>
         </w:tc>
@@ -955,7 +1126,7 @@
                 <w:color w:val="333333"/>
                 <w:sz w:val="18"/>
               </w:rPr>
-              <w:t>제9조(수행직원의 여비)</w:t>
+              <w:t>제10조(수행직원의 여비)</w:t>
             </w:r>
           </w:p>
           <w:p>
@@ -1064,7 +1235,7 @@
                 <w:color w:val="124AC8"/>
                 <w:sz w:val="18"/>
               </w:rPr>
-              <w:t>제10조(여비의 선급) 여비는 실제 지급하여야 할 정액의 추정액 범위에서 미리 계산하여 지급할 수 있다.</w:t>
+              <w:t>제11조(여비의 선급) 여비는 실제 지급하여야 할 정액의 추정액 범위에서 미리 계산하여 지급할 수 있다.</w:t>
             </w:r>
           </w:p>
         </w:tc>
@@ -1140,7 +1311,7 @@
                 <w:color w:val="333333"/>
                 <w:sz w:val="18"/>
               </w:rPr>
-              <w:t>제11조(배우자 동반 출장 시 여비)</w:t>
+              <w:t>제12조(배우자 동반 출장 시 여비)</w:t>
             </w:r>
           </w:p>
           <w:p>
@@ -1220,7 +1391,7 @@
                 <w:color w:val="1A1A1A"/>
                 <w:sz w:val="16"/>
               </w:rPr>
-              <w:t>① 대표이사 승인 요건 신설, ② 사전 신청 절차 신설 — 현행은 '필요한 경우' 외에 요건·승인 절차가 없어 통제 장치 부재</w:t>
+              <w:t>① 대표이사 승인 요건 신설, ② 신청 절차 신설 — 현행은 '필요한 경우' 외 요건·승인 절차가 없어 통제 장치 부재</w:t>
             </w:r>
           </w:p>
         </w:tc>
@@ -1260,7 +1431,7 @@
                 <w:color w:val="124AC8"/>
                 <w:sz w:val="18"/>
               </w:rPr>
-              <w:t>제12조(출장명령)</w:t>
+              <w:t>제13조(출장명령)</w:t>
             </w:r>
           </w:p>
           <w:p>
@@ -1343,7 +1514,7 @@
                 <w:color w:val="1A1A1A"/>
                 <w:sz w:val="16"/>
               </w:rPr>
-              <w:t xml:space="preserve"> 출장명령 — 실무에서 출장명령부를 쓰고 있으나 사규 근거가 없어 부점별 운영이 제각각. 출장명령부를 [서식 제1호]로 등재</w:t>
+              <w:t xml:space="preserve"> 출장명령 — 실무에서 출장명령부를 쓰고 있으나 사규 근거가 없어 지점별 운영이 제각각. 출장명령부를 [서식 제1호]로 등재</w:t>
             </w:r>
           </w:p>
         </w:tc>
@@ -1383,7 +1554,7 @@
                 <w:color w:val="124AC8"/>
                 <w:sz w:val="18"/>
               </w:rPr>
-              <w:t>제13조(복명 및 정산)</w:t>
+              <w:t>제14조(복명 및 정산)</w:t>
             </w:r>
           </w:p>
           <w:p>
@@ -1422,7 +1593,7 @@
                 <w:color w:val="124AC8"/>
                 <w:sz w:val="18"/>
               </w:rPr>
-              <w:t xml:space="preserve"> 다만, 제15조에 따라 정액을 지급하는 근무지 내 출장의 경우에는 그러하지 아니하다.</w:t>
+              <w:t xml:space="preserve"> 다만, 제16조에 따라 정액을 지급하는 근무지 내 출장의 경우에는 그러하지 아니하다.</w:t>
             </w:r>
           </w:p>
           <w:p>
@@ -1579,7 +1750,7 @@
                 <w:color w:val="333333"/>
                 <w:sz w:val="18"/>
               </w:rPr>
-              <w:t>제14조(지급기준)</w:t>
+              <w:t>제15조(지급기준)</w:t>
             </w:r>
           </w:p>
           <w:p>
@@ -1594,16 +1765,7 @@
                 <w:color w:val="124AC8"/>
                 <w:sz w:val="18"/>
               </w:rPr>
-              <w:t>① 출장은 근무지와 같은 특별시·광역시·시 또는 군의 지역에서 하는 출장(왕복 거리가 50킬로미터 미만인 인접 지역에서 하는 출장을 포함한다.</w:t>
-            </w:r>
-            <w:r>
-              <w:rPr>
-                <w:rFonts w:ascii="맑은 고딕" w:hAnsi="맑은 고딕" w:eastAsia="맑은 고딕"/>
-                <w:b w:val="0"/>
-                <w:color w:val="124AC8"/>
-                <w:sz w:val="18"/>
-              </w:rPr>
-              <w:t xml:space="preserve"> 이하 "근무지 내 출장"이라 한다)과 그 밖의 출장(이하 "근무지 외 출장"이라 한다)으로 구분한다.</w:t>
+              <w:t>① 근무지 외 출장의 여비는 [별표 제1호]의 국내여비정액표에 따라 교통비, 일비, 숙박비 및 식비를 지급한다.</w:t>
             </w:r>
           </w:p>
           <w:p>
@@ -1618,22 +1780,7 @@
                 <w:color w:val="124AC8"/>
                 <w:sz w:val="18"/>
               </w:rPr>
-              <w:t>② 근무지 외 출장의 여비는 [별표 제1호]의 국내여비정액표에 따라 교통비, 일비, 숙박비 및 식비를 지급한다.</w:t>
-            </w:r>
-          </w:p>
-          <w:p>
-            <w:pPr>
-              <w:spacing w:after="20" w:line="276" w:lineRule="auto"/>
-              <w:ind w:left="227"/>
-            </w:pPr>
-            <w:r>
-              <w:rPr>
-                <w:rFonts w:ascii="맑은 고딕" w:hAnsi="맑은 고딕" w:eastAsia="맑은 고딕"/>
-                <w:b w:val="0"/>
-                <w:color w:val="124AC8"/>
-                <w:sz w:val="18"/>
-              </w:rPr>
-              <w:t>③ 항공기는 철도 등 다른 교통수단을 이용하기 어렵거나 이용하는 것이 현저히 비효율적인 경우에 이용할 수 있다.</w:t>
+              <w:t>② 항공기는 철도 등 다른 교통수단을 이용하기 어렵거나 이용하는 것이 현저히 비효율적인 경우에 이용할 수 있다.</w:t>
             </w:r>
             <w:r>
               <w:rPr>
@@ -1657,7 +1804,7 @@
                 <w:color w:val="124AC8"/>
                 <w:sz w:val="18"/>
               </w:rPr>
-              <w:t>④ 회사 차량을 이용하여 여행하는 구간에 대하여는 교통비를 지급하지 아니한다.</w:t>
+              <w:t>③ 회사 차량을 이용하여 여행하는 구간에 대하여는 교통비를 지급하지 아니한다.</w:t>
             </w:r>
             <w:r>
               <w:rPr>
@@ -1681,7 +1828,7 @@
                 <w:color w:val="124AC8"/>
                 <w:sz w:val="18"/>
               </w:rPr>
-              <w:t>⑤ 자가운전보조금 지급대상자에게는 근무지 내 출장의 여비를 지급하지 아니한다.</w:t>
+              <w:t>④ 자가운전보조금 지급대상자에게는 근무지 내 출장의 여비를 지급하지 아니한다.</w:t>
             </w:r>
           </w:p>
         </w:tc>
@@ -1701,25 +1848,7 @@
                 <w:color w:val="1A1A1A"/>
                 <w:sz w:val="16"/>
               </w:rPr>
-              <w:t xml:space="preserve">★ ① 출장을 근무지 내·외로 구분(별도 정의 조문을 두지 않고 지급기준 조문에서 직접 구분) </w:t>
-            </w:r>
-            <w:r>
-              <w:rPr>
-                <w:rFonts w:ascii="맑은 고딕" w:hAnsi="맑은 고딕" w:eastAsia="맑은 고딕"/>
-                <w:b/>
-                <w:color w:val="B03030"/>
-                <w:sz w:val="16"/>
-              </w:rPr>
-              <w:t>〈확인 요망: 50km〉</w:t>
-            </w:r>
-            <w:r>
-              <w:rPr>
-                <w:rFonts w:ascii="맑은 고딕" w:hAnsi="맑은 고딕" w:eastAsia="맑은 고딕"/>
-                <w:b w:val="0"/>
-                <w:color w:val="1A1A1A"/>
-                <w:sz w:val="16"/>
-              </w:rPr>
-              <w:t xml:space="preserve">. ③ 항공 이용 요건을 KTX 보편화에 맞게 정비(현행 단서는 별표 제1호의 전 직급 이코노미석 규정과 충돌) </w:t>
+              <w:t xml:space="preserve">② 항공 이용 요건을 KTX 보편화에 맞게 정비(현행 단서는 별표 제1호의 전 직급 이코노미석 규정과 충돌) </w:t>
             </w:r>
             <w:r>
               <w:rPr>
@@ -1737,7 +1866,7 @@
                 <w:color w:val="1A1A1A"/>
                 <w:sz w:val="16"/>
               </w:rPr>
-              <w:t>. ④ 회사차량 이용 시 통행료 실비 지급 명시. ⑤ '시내출장'→'근무지 내 출장'</w:t>
+              <w:t>. ③ 회사차량 이용 시 통행료 실비 지급 명시. ④ '시내출장'→'근무지 내 출장'</w:t>
             </w:r>
           </w:p>
         </w:tc>
@@ -1826,7 +1955,7 @@
                 <w:color w:val="124AC8"/>
                 <w:sz w:val="18"/>
               </w:rPr>
-              <w:t>제15조(근무지 내 출장의 여비)</w:t>
+              <w:t>제16조(근무지 내 출장의 여비)</w:t>
             </w:r>
           </w:p>
           <w:p>
@@ -1900,7 +2029,7 @@
                 <w:color w:val="B03030"/>
                 <w:sz w:val="16"/>
               </w:rPr>
-              <w:t>〈확인 요망: 정액 금액〉</w:t>
+              <w:t>〈확인 요망: 정액 금액⟩〉</w:t>
             </w:r>
           </w:p>
         </w:tc>
@@ -1944,7 +2073,7 @@
                 <w:color w:val="124AC8"/>
                 <w:sz w:val="18"/>
               </w:rPr>
-              <w:t>제16조(해당 등급이 없는 경우의 운임) 철도운임과 선박운임의 경우 해당 등급의 운행이 없을 때에는 실비를 지급한다.</w:t>
+              <w:t>제17조(해당 등급이 없는 경우의 운임) 철도운임과 선박운임의 경우 해당 등급의 운행이 없을 때에는 실비를 지급한다.</w:t>
             </w:r>
           </w:p>
         </w:tc>
@@ -2017,7 +2146,7 @@
                 <w:color w:val="124AC8"/>
                 <w:sz w:val="18"/>
               </w:rPr>
-              <w:t>제17조(장기출장여비) 같은 지역에서 15일을 초과하여 체재하는 경우 일비와 숙박비는 그 초과일수에 대하여 [별표 제3호]의 장기출장여비를 지급한다.</w:t>
+              <w:t>제18조(장기출장여비) 같은 지역에서 15일을 초과하여 체재하는 경우 일비와 숙박비는 그 초과일수에 대하여 [별표 제3호]의 장기출장여비를 지급한다.</w:t>
             </w:r>
           </w:p>
         </w:tc>
@@ -2126,7 +2255,7 @@
                 <w:color w:val="333333"/>
                 <w:sz w:val="18"/>
               </w:rPr>
-              <w:t>제18조(지급기준)</w:t>
+              <w:t>제19조(지급기준)</w:t>
             </w:r>
           </w:p>
           <w:p>
@@ -2310,7 +2439,7 @@
                 <w:color w:val="124AC8"/>
                 <w:sz w:val="18"/>
               </w:rPr>
-              <w:t>제19조(본인부임여비) 본인이 부임할 때에는 [별표 제1호]에 따라 교통비, 일비 및 식비의 정액을 지급하되, 다음 각 호의 구간을 적용한다.</w:t>
+              <w:t>제20조(본인부임여비) 본인이 부임할 때에는 [별표 제1호]에 따라 교통비, 일비 및 식비의 정액을 지급하되, 다음 각 호의 구간을 적용한다.</w:t>
             </w:r>
           </w:p>
           <w:p>
@@ -2494,7 +2623,7 @@
                 <w:color w:val="333333"/>
                 <w:sz w:val="18"/>
               </w:rPr>
-              <w:t>제20조(가족여비)</w:t>
+              <w:t>제21조(가족여비)</w:t>
             </w:r>
           </w:p>
           <w:p>
@@ -2681,7 +2810,7 @@
                 <w:color w:val="124AC8"/>
                 <w:sz w:val="18"/>
               </w:rPr>
-              <w:t>제21조(이전비) 이전비는 [별표 제2호]에서 정하는 바에 따라 다음 각 호와 같이 지급한다.</w:t>
+              <w:t>제22조(이전비) 이전비는 [별표 제2호]에서 정하는 바에 따라 다음 각 호와 같이 지급한다.</w:t>
             </w:r>
           </w:p>
           <w:p>
@@ -2820,7 +2949,7 @@
                 <w:color w:val="124AC8"/>
                 <w:sz w:val="18"/>
               </w:rPr>
-              <w:t>제22조(지급기한 및 증빙서류의 제출)</w:t>
+              <w:t>제23조(지급기한 및 증빙서류의 제출)</w:t>
             </w:r>
           </w:p>
           <w:p>
@@ -2944,7 +3073,7 @@
                 <w:color w:val="333333"/>
                 <w:sz w:val="18"/>
               </w:rPr>
-              <w:t>제23조(연수여비)</w:t>
+              <w:t>제24조(연수여비)</w:t>
             </w:r>
           </w:p>
           <w:p>
@@ -3068,7 +3197,7 @@
                 <w:color w:val="124AC8"/>
                 <w:sz w:val="18"/>
               </w:rPr>
-              <w:t>제24조(휴직자·퇴직자의 여비)</w:t>
+              <w:t>제25조(휴직자·퇴직자의 여비)</w:t>
             </w:r>
           </w:p>
           <w:p>
@@ -3162,7 +3291,7 @@
                 <w:color w:val="124AC8"/>
                 <w:sz w:val="18"/>
               </w:rPr>
-              <w:t>제25조(여행 중 부상자의 여비) 업무여행 중 질병이나 부상으로 가족의 간호가 필요하다고 인정되는 경우에는 가족 1명에 한정하여 본인과 같은 등급의 왕복여비를 지급한다.</w:t>
+              <w:t>제26조(여행 중 부상자의 여비) 업무여행 중 질병이나 부상으로 가족의 간호가 필요하다고 인정되는 경우에는 가족 1명에 한정하여 본인과 같은 등급의 왕복여비를 지급한다.</w:t>
             </w:r>
           </w:p>
         </w:tc>
@@ -3256,7 +3385,7 @@
                 <w:color w:val="333333"/>
                 <w:sz w:val="18"/>
               </w:rPr>
-              <w:t>제26조(여행 중 사망자의 여비)</w:t>
+              <w:t>제27조(여행 중 사망자의 여비)</w:t>
             </w:r>
           </w:p>
           <w:p>
@@ -3389,7 +3518,7 @@
                 <w:color w:val="124AC8"/>
                 <w:sz w:val="18"/>
               </w:rPr>
-              <w:t>제27조(준용)</w:t>
+              <w:t>제28조(준용)</w:t>
             </w:r>
           </w:p>
           <w:p>
@@ -3540,7 +3669,7 @@
                 <w:color w:val="333333"/>
                 <w:sz w:val="18"/>
               </w:rPr>
-              <w:t>제28조(지급기준)</w:t>
+              <w:t>제29조(지급기준)</w:t>
             </w:r>
           </w:p>
           <w:p>
@@ -3634,7 +3763,7 @@
                 <w:color w:val="124AC8"/>
                 <w:sz w:val="18"/>
               </w:rPr>
-              <w:t>제29조(교통비) 국외여행의 교통비는 [별표 제4호]에 따라 지급한다.</w:t>
+              <w:t>제30조(교통비) 국외여행의 교통비는 [별표 제4호]에 따라 지급한다.</w:t>
             </w:r>
           </w:p>
         </w:tc>
@@ -3753,7 +3882,7 @@
                 <w:color w:val="124AC8"/>
                 <w:sz w:val="18"/>
               </w:rPr>
-              <w:t>제30조(체재비) 체재비는 기본체재비, 일당체재비 및 월당체재비로 구분하며, 다음 각 호에 따라 [별표 제4호]에서 정한 기준으로 지급한다.</w:t>
+              <w:t>제31조(체재비) 체재비는 기본체재비, 일당체재비 및 월당체재비로 구분하며, 다음 각 호에 따라 [별표 제4호]에서 정한 기준으로 지급한다.</w:t>
             </w:r>
           </w:p>
           <w:p>
@@ -3892,7 +4021,7 @@
                 <w:color w:val="124AC8"/>
                 <w:sz w:val="18"/>
               </w:rPr>
-              <w:t>제31조(부대비용)</w:t>
+              <w:t>제32조(부대비용)</w:t>
             </w:r>
           </w:p>
           <w:p>
@@ -4016,7 +4145,7 @@
                 <w:color w:val="333333"/>
                 <w:sz w:val="18"/>
               </w:rPr>
-              <w:t>제32조(여비지급의 특례 및 공제)</w:t>
+              <w:t>제33조(여비지급의 특례 및 공제)</w:t>
             </w:r>
           </w:p>
           <w:p>
@@ -4106,7 +4235,7 @@
                 <w:color w:val="124AC8"/>
                 <w:sz w:val="18"/>
               </w:rPr>
-              <w:t>제33조(원격지 근무 교통비) 근무지와 거주지가 서로 다른 특별시·광역시 또는 도에 속하는 임원 및 직원에게는 근무지와 거주지 간의 왕복 교통비를 주 1회에 한정하여 실비로 지원할 수 있다.</w:t>
+              <w:t>제34조(원격지 근무 교통비) 근무지와 거주지가 서로 다른 특별시·광역시 또는 도에 속하는 임원 및 직원에게는 근무지와 거주지 간의 왕복 교통비를 주 1회에 한정하여 실비로 지원할 수 있다.</w:t>
             </w:r>
             <w:r>
               <w:rPr>
@@ -4197,7 +4326,7 @@
                 <w:color w:val="124AC8"/>
                 <w:sz w:val="18"/>
               </w:rPr>
-              <w:t>제34조(위임) 이 규정의 시행에 필요한 세부사항은 대표이사가 따로 정한다.</w:t>
+              <w:t>제35조(위임) 이 규정의 시행에 필요한 세부사항은 대표이사가 따로 정한다.</w:t>
             </w:r>
           </w:p>
         </w:tc>
@@ -4257,7 +4386,7 @@
                 <w:color w:val="124AC8"/>
                 <w:sz w:val="18"/>
               </w:rPr>
-              <w:t>제35조(재검토기한) 회사는 이 규정에 대하여 2026년 ○월 ○일을 기준으로 매 3년이 되는 시점마다 그 타당성을 검토하여 개선 등의 조치를 하여야 한다.</w:t>
+              <w:t>제36조(재검토기한) 회사는 이 규정에 대하여 2026년 ○월 ○일을 기준으로 매 3년이 되는 시점마다 그 타당성을 검토하여 개선 등의 조치를 하여야 한다.</w:t>
             </w:r>
           </w:p>
         </w:tc>
